--- a/ky/wisdom-stories/if-fate-allows-we-will-meet.docx
+++ b/ky/wisdom-stories/if-fate-allows-we-will-meet.docx
@@ -20,7 +20,7 @@
           <w:sz w:val="34"/>
           <w:lang w:val="ky-KG"/>
         </w:rPr>
-        <w:t>Буйруса, көрүшөбүз</w:t>
+        <w:t>Кысмет болсо, көрүшөбүз</w:t>
       </w:r>
       <w:bookmarkEnd w:id="10106"/>
     </w:p>
@@ -39,7 +39,7 @@
           <w:sz w:val="22"/>
           <w:lang w:val="ky-KG"/>
         </w:rPr>
-        <w:t>Дайыма «көрүшөбүз» деген адам эми «буйруса, көрүшөбүз» деп калды. Мында бир кызыктык бар. Мен өзгөргөн жокмун, ага болгон мамилем да мурдагыдай жылуу. Аны менен дагы эле чоң кубанычта жолугушкум келет. Бирок бул «буйруса» деген сөз ортобузга тосмо болуп калгандай. Мен анын тагдырын билбейм, ал да меникин билбейт. Кызык, ушул эки тагдыр бири-биринен кабардар бекен, өз ара макулдашып, бизди жолуктура алар бекен?</w:t>
+        <w:t>Дайыма «көрүшөбүз» деген адам эми «кысмет болсо, көрүшөбүз» деп калды. Мында бир бөтөнчүлүк бар. Мен өзгөргөн жокмун, ага болгон мамилем да мурдагыдай жылуу. Аны менен дагы эле чоң кубанычта жолугушкум келет. Бирок бул «кысмет болсо» деген сөз ортобузга тосмо болуп калгандай. Мен анын тагдырын билбейм, ал да меникин билбейт. Кызык, ушул эки тагдыр бири-биринен кабардар бекен, өз ара макулдашып, бизди жолуктура алар бекен?</w:t>
       </w:r>
     </w:p>
     <w:p>
@@ -57,7 +57,7 @@
           <w:sz w:val="22"/>
           <w:lang w:val="ky-KG"/>
         </w:rPr>
-        <w:t>Балким, тагдырдан эч нерсе күтпөш керек чыгар; бул болгону «көздөн далдаа — көңүлдөн оолак» деген сөздүн жүзөгө ашканыдыр?</w:t>
+        <w:t>Балким, тагдырдан эч нерсе күтпөө керек чыгар; бул болгону «көздөн далдаа — көңүлдөн оолак» деген сөздүн өзүдүр?</w:t>
       </w:r>
     </w:p>
     <w:p>
@@ -75,7 +75,7 @@
           <w:sz w:val="22"/>
           <w:lang w:val="ky-KG"/>
         </w:rPr>
-        <w:t>Бул «буйруса» деген сөз мага эч качан жаккан эмес.</w:t>
+        <w:t>Бул «кысмет болсо» деген сөз мага такыр жаккан жок.</w:t>
       </w:r>
     </w:p>
     <w:p>
@@ -99,7 +99,7 @@
           <w:sz w:val="22"/>
           <w:lang w:val="ky-KG"/>
         </w:rPr>
-        <w:t xml:space="preserve">Сабак: </w:t>
+        <w:t>Сабак: Жакының менен ортоңго суукчулук киргизбе. «Кысмет болсо» деп кийинкиге калтырба. Бүгүн жолугуп, бүгүн көңүлүн ал.</w:t>
       </w:r>
       <w:r>
         <w:rPr>
@@ -108,7 +108,6 @@
           <w:sz w:val="22"/>
           <w:lang w:val="ky-KG"/>
         </w:rPr>
-        <w:t>Жакының менен жолугушууну куру сөзгө калтырба. Бүгүн кабарлашып, бүгүн көңүлүн ал.</w:t>
       </w:r>
     </w:p>
     <w:p>
